--- a/docs/Antonio_Colomba_Resume.docx
+++ b/docs/Antonio_Colomba_Resume.docx
@@ -706,7 +706,7 @@
           <w:b w:val="0"/>
           <w:sz w:val="19"/>
         </w:rPr>
-        <w:t>Digital Media Arts College, B.F.A. 3D Character Animation, Summa Cum Laude, First in Class 2015.</w:t>
+        <w:t>Digital Media Arts College, B.F.A. 3D Character Animation, Summa Cum Laude.</w:t>
       </w:r>
     </w:p>
     <w:p>

--- a/docs/Antonio_Colomba_Resume.docx
+++ b/docs/Antonio_Colomba_Resume.docx
@@ -25,11 +25,21 @@
       <w:r>
         <w:rPr>
           <w:rFonts w:ascii="Calibri" w:hAnsi="Calibri"/>
-          <w:b w:val="0"/>
           <w:color w:val="555555"/>
           <w:sz w:val="18"/>
         </w:rPr>
-        <w:t>[City, State] | [Phone] | [Email] | [LinkedIn] | [GitHub / Portfolio]</w:t>
+        <w:t>[City, State] | [Phone] | [Email]</w:t>
+      </w:r>
+      <w:r>
+        <w:br/>
+      </w:r>
+      <w:r>
+        <w:rPr>
+          <w:rFonts w:ascii="Calibri" w:hAnsi="Calibri"/>
+          <w:color w:val="555555"/>
+          <w:sz w:val="18"/>
+        </w:rPr>
+        <w:t>www.acolomba.com | [LinkedIn] | [GitHub / Portfolio]</w:t>
       </w:r>
     </w:p>
     <w:p>
